--- a/Target Folder/QA-Files/zh-CN/src - 英到中.docx
+++ b/Target Folder/QA-Files/zh-CN/src - 英到中.docx
@@ -23,7 +23,7 @@
       </w:pPr>
       <w:r>
         <w:rPr/>
-        <w:t xml:space="preserve">最佳字符/秒 - 8 字符/秒 (cps)</w:t>
+        <w:t xml:space="preserve">最佳字符数/秒 - 8 个字符/秒 (cps)</w:t>
       </w:r>
     </w:p>
     <w:p>
@@ -35,7 +35,7 @@
       </w:pPr>
       <w:r>
         <w:rPr/>
-        <w:t xml:space="preserve">拼写出不包含实际数字的单词/短语：半点、差一刻、午夜、中午</w:t>
+        <w:t xml:space="preserve">拼写出不包含实际数字的单词/短语：半点、差一刻、午夜、正午</w:t>
       </w:r>
     </w:p>
     <w:p>
@@ -47,7 +47,7 @@
       </w:pPr>
       <w:r>
         <w:rPr/>
-        <w:t xml:space="preserve">避免过度截断或严重降低阅读速度，以便同时包含对话</w:t>
+        <w:t xml:space="preserve">避免过度截断或严重降低阅读速度以同时包含对话</w:t>
       </w:r>
     </w:p>
     <w:p>
@@ -59,7 +59,7 @@
       </w:pPr>
       <w:r>
         <w:rPr/>
-        <w:t xml:space="preserve">第一节 同步 技术信息</w:t>
+        <w:t xml:space="preserve">第一部分 同步 技术信息</w:t>
       </w:r>
     </w:p>
     <w:p>
@@ -92,51 +92,51 @@
       </w:pPr>
       <w:r>
         <w:rPr/>
-        <w:t xml:space="preserve">只斜体显示标题，不斜体显示名称（例如，书名，而不是船名）</w:t>
-      </w:r>
-    </w:p>
-    <w:p>
-      <w:pPr>
-        <w:rPr>
-          <w:rStyle w:val="Emphasis"/>
-        </w:rPr>
-      </w:pPr>
-      <w:r>
-        <w:rPr/>
-        <w:t xml:space="preserve">如果出现冰岛语名称 Þór，请音译为 Thór（遵循相关的 KNP 和字符名称处理指南）。</w:t>
-      </w:r>
-    </w:p>
-    <w:p>
-      <w:pPr>
-        <w:rPr>
-          <w:rStyle w:val="Emphasis"/>
-        </w:rPr>
-      </w:pPr>
-      <w:r>
-        <w:rPr/>
-        <w:t xml:space="preserve">第二节 常见指南 行处理</w:t>
-      </w:r>
-    </w:p>
-    <w:p>
-      <w:pPr>
-        <w:rPr>
-          <w:rStyle w:val="Emphasis"/>
-        </w:rPr>
-      </w:pPr>
-      <w:r>
-        <w:rPr/>
-        <w:t xml:space="preserve">本文档包含四个部分，详细阐述了美国英语的语言特定要求。</w:t>
-      </w:r>
-    </w:p>
-    <w:p>
-      <w:pPr>
-        <w:rPr>
-          <w:rStyle w:val="Emphasis"/>
-        </w:rPr>
-      </w:pPr>
-      <w:r>
-        <w:rPr/>
-        <w:t xml:space="preserve">詹妮弗·洛佩兹）不需要添加。</w:t>
+        <w:t xml:space="preserve">只斜体化标题，不斜体化名称（例如，书名，而不是船名）</w:t>
+      </w:r>
+    </w:p>
+    <w:p>
+      <w:pPr>
+        <w:rPr>
+          <w:rStyle w:val="Emphasis"/>
+        </w:rPr>
+      </w:pPr>
+      <w:r>
+        <w:rPr/>
+        <w:t xml:space="preserve">如果出现冰岛名称 Þór，请音译为 Thór（遵循相关的 KNP 和字符名称处理指南）。</w:t>
+      </w:r>
+    </w:p>
+    <w:p>
+      <w:pPr>
+        <w:rPr>
+          <w:rStyle w:val="Emphasis"/>
+        </w:rPr>
+      </w:pPr>
+      <w:r>
+        <w:rPr/>
+        <w:t xml:space="preserve">第二部分 常见指南 换行处理</w:t>
+      </w:r>
+    </w:p>
+    <w:p>
+      <w:pPr>
+        <w:rPr>
+          <w:rStyle w:val="Emphasis"/>
+        </w:rPr>
+      </w:pPr>
+      <w:r>
+        <w:rPr/>
+        <w:t xml:space="preserve">本文档涵盖四个部分，详细阐述了美国英语的特定语言要求。</w:t>
+      </w:r>
+    </w:p>
+    <w:p>
+      <w:pPr>
+        <w:rPr>
+          <w:rStyle w:val="Emphasis"/>
+        </w:rPr>
+      </w:pPr>
+      <w:r>
+        <w:rPr/>
+        <w:t xml:space="preserve">Jennifer Lopez) 不需要添加它们。</w:t>
       </w:r>
     </w:p>
     <w:p>
@@ -169,7 +169,7 @@
       </w:pPr>
       <w:r>
         <w:rPr/>
-        <w:t xml:space="preserve">当“black”一词指代某人的种族或民族时，请将其首字母大写为 Black。</w:t>
+        <w:t xml:space="preserve">当“black”一词出现时，如果指代某人的种族或民族，请将其大写为 Black。</w:t>
       </w:r>
     </w:p>
     <w:sectPr>
